--- a/LAB3/1250080024_Nguyễn Minh Chiến_Lab3.docx
+++ b/LAB3/1250080024_Nguyễn Minh Chiến_Lab3.docx
@@ -862,16 +862,11 @@
         </w:rPr>
       </w:pPr>
       <w:r>
-        <w:rPr>
-          <w:rFonts w:hint="default" w:ascii="Times New Roman" w:hAnsi="Times New Roman" w:cs="Times New Roman"/>
-          <w:sz w:val="26"/>
-          <w:szCs w:val="26"/>
-        </w:rPr>
         <w:drawing>
           <wp:inline distT="0" distB="0" distL="114300" distR="114300">
-            <wp:extent cx="5267960" cy="3394710"/>
-            <wp:effectExtent l="0" t="0" r="8890" b="15240"/>
-            <wp:docPr id="8" name="Picture 8"/>
+            <wp:extent cx="5269865" cy="3444875"/>
+            <wp:effectExtent l="0" t="0" r="6985" b="3175"/>
+            <wp:docPr id="8" name="Picture 2"/>
             <wp:cNvGraphicFramePr>
               <a:graphicFrameLocks xmlns:a="http://schemas.openxmlformats.org/drawingml/2006/main" noChangeAspect="1"/>
             </wp:cNvGraphicFramePr>
@@ -879,7 +874,7 @@
               <a:graphicData uri="http://schemas.openxmlformats.org/drawingml/2006/picture">
                 <pic:pic xmlns:pic="http://schemas.openxmlformats.org/drawingml/2006/picture">
                   <pic:nvPicPr>
-                    <pic:cNvPr id="8" name="Picture 8"/>
+                    <pic:cNvPr id="8" name="Picture 2"/>
                     <pic:cNvPicPr>
                       <a:picLocks noChangeAspect="1"/>
                     </pic:cNvPicPr>
@@ -893,7 +888,7 @@
                   <pic:spPr>
                     <a:xfrm>
                       <a:off x="0" y="0"/>
-                      <a:ext cx="5267960" cy="3394710"/>
+                      <a:ext cx="5269865" cy="3444875"/>
                     </a:xfrm>
                     <a:prstGeom prst="rect">
                       <a:avLst/>
@@ -969,8 +964,6 @@
           <w:lang w:val="en-GB"/>
         </w:rPr>
       </w:pPr>
-      <w:bookmarkStart w:id="0" w:name="_GoBack"/>
-      <w:bookmarkEnd w:id="0"/>
     </w:p>
     <w:p>
       <w:pPr>
@@ -992,25 +985,12 @@
       </w:r>
     </w:p>
     <w:p>
-      <w:pPr>
-        <w:rPr>
-          <w:rFonts w:hint="default" w:ascii="Times New Roman" w:hAnsi="Times New Roman" w:cs="Times New Roman"/>
-          <w:sz w:val="26"/>
-          <w:szCs w:val="26"/>
-          <w:lang w:val="en-GB"/>
-        </w:rPr>
-      </w:pPr>
-      <w:r>
-        <w:rPr>
-          <w:rFonts w:hint="default" w:ascii="Times New Roman" w:hAnsi="Times New Roman" w:cs="Times New Roman"/>
-          <w:sz w:val="26"/>
-          <w:szCs w:val="26"/>
-        </w:rPr>
+      <w:r>
         <w:drawing>
           <wp:inline distT="0" distB="0" distL="114300" distR="114300">
-            <wp:extent cx="5269230" cy="3391535"/>
-            <wp:effectExtent l="0" t="0" r="7620" b="18415"/>
-            <wp:docPr id="7" name="Picture 7"/>
+            <wp:extent cx="5271135" cy="3867785"/>
+            <wp:effectExtent l="0" t="0" r="5715" b="18415"/>
+            <wp:docPr id="7" name="Picture 1"/>
             <wp:cNvGraphicFramePr>
               <a:graphicFrameLocks xmlns:a="http://schemas.openxmlformats.org/drawingml/2006/main" noChangeAspect="1"/>
             </wp:cNvGraphicFramePr>
@@ -1018,7 +998,7 @@
               <a:graphicData uri="http://schemas.openxmlformats.org/drawingml/2006/picture">
                 <pic:pic xmlns:pic="http://schemas.openxmlformats.org/drawingml/2006/picture">
                   <pic:nvPicPr>
-                    <pic:cNvPr id="7" name="Picture 7"/>
+                    <pic:cNvPr id="7" name="Picture 1"/>
                     <pic:cNvPicPr>
                       <a:picLocks noChangeAspect="1"/>
                     </pic:cNvPicPr>
@@ -1032,7 +1012,7 @@
                   <pic:spPr>
                     <a:xfrm>
                       <a:off x="0" y="0"/>
-                      <a:ext cx="5269230" cy="3391535"/>
+                      <a:ext cx="5271135" cy="3867785"/>
                     </a:xfrm>
                     <a:prstGeom prst="rect">
                       <a:avLst/>
@@ -1048,6 +1028,81 @@
           </wp:inline>
         </w:drawing>
       </w:r>
+    </w:p>
+    <w:p/>
+    <w:p>
+      <w:pPr>
+        <w:rPr>
+          <w:rFonts w:hint="default" w:ascii="Times New Roman" w:hAnsi="Times New Roman" w:cs="Times New Roman"/>
+          <w:sz w:val="26"/>
+          <w:szCs w:val="26"/>
+          <w:lang w:val="en-GB"/>
+        </w:rPr>
+      </w:pPr>
+      <w:r>
+        <w:rPr>
+          <w:rFonts w:hint="default" w:ascii="Times New Roman" w:hAnsi="Times New Roman" w:cs="Times New Roman"/>
+          <w:sz w:val="26"/>
+          <w:szCs w:val="26"/>
+          <w:lang w:val="en-GB"/>
+        </w:rPr>
+        <w:t>Form thống kê:</w:t>
+      </w:r>
+    </w:p>
+    <w:p>
+      <w:pPr>
+        <w:rPr>
+          <w:rFonts w:hint="default" w:ascii="Times New Roman" w:hAnsi="Times New Roman" w:cs="Times New Roman"/>
+          <w:sz w:val="26"/>
+          <w:szCs w:val="26"/>
+          <w:lang w:val="en-GB"/>
+        </w:rPr>
+      </w:pPr>
+      <w:r>
+        <w:drawing>
+          <wp:inline distT="0" distB="0" distL="114300" distR="114300">
+            <wp:extent cx="5267325" cy="3711575"/>
+            <wp:effectExtent l="0" t="0" r="9525" b="3175"/>
+            <wp:docPr id="11" name="Picture 4"/>
+            <wp:cNvGraphicFramePr>
+              <a:graphicFrameLocks xmlns:a="http://schemas.openxmlformats.org/drawingml/2006/main" noChangeAspect="1"/>
+            </wp:cNvGraphicFramePr>
+            <a:graphic xmlns:a="http://schemas.openxmlformats.org/drawingml/2006/main">
+              <a:graphicData uri="http://schemas.openxmlformats.org/drawingml/2006/picture">
+                <pic:pic xmlns:pic="http://schemas.openxmlformats.org/drawingml/2006/picture">
+                  <pic:nvPicPr>
+                    <pic:cNvPr id="11" name="Picture 4"/>
+                    <pic:cNvPicPr>
+                      <a:picLocks noChangeAspect="1"/>
+                    </pic:cNvPicPr>
+                  </pic:nvPicPr>
+                  <pic:blipFill>
+                    <a:blip r:embed="rId13"/>
+                    <a:stretch>
+                      <a:fillRect/>
+                    </a:stretch>
+                  </pic:blipFill>
+                  <pic:spPr>
+                    <a:xfrm>
+                      <a:off x="0" y="0"/>
+                      <a:ext cx="5267325" cy="3711575"/>
+                    </a:xfrm>
+                    <a:prstGeom prst="rect">
+                      <a:avLst/>
+                    </a:prstGeom>
+                    <a:noFill/>
+                    <a:ln>
+                      <a:noFill/>
+                    </a:ln>
+                  </pic:spPr>
+                </pic:pic>
+              </a:graphicData>
+            </a:graphic>
+          </wp:inline>
+        </w:drawing>
+      </w:r>
+      <w:bookmarkStart w:id="0" w:name="_GoBack"/>
+      <w:bookmarkEnd w:id="0"/>
     </w:p>
     <w:sectPr>
       <w:pgSz w:w="11906" w:h="16838"/>
